--- a/Transicao_pre-projeto-para-TCC-Completo_TCC_Iluminacao_SP_v16_revisado.docx
+++ b/Transicao_pre-projeto-para-TCC-Completo_TCC_Iluminacao_SP_v16_revisado.docx
@@ -31004,7 +31004,7 @@
           <w:rPr>
             <w:lang w:val="pt-BR"/>
           </w:rPr>
-          <w:t xml:space="preserve">A cadência de comando, um a cada 5 s por ponto de luz, foi escolhida para a bancada: conduz a rampa de descida em passos pequenos e serve de sinal de vida ao failsafe do nó. Em escala de parque, com mais de seiscentos mil pontos, corresponderia a cerca de 120 mil comandos por segundo, além de uma decisão gravada por ponto a cada 5 s, carga incompatível com os enlaces de longo alcance e baixo consumo típicos da telegestão. A implantação exigiria emitir comando apenas quando o nível muda, com sinal de vida mais espaçado e failsafe proporcionalmente mais longo, preservando no serviço o controle da taxa de decréscimo; essa variante não foi implementada nem testada.</w:t>
+          <w:t xml:space="preserve">A cadência de comando, um a cada 5 s por ponto de luz, foi escolhida para a bancada: conduz a rampa de descida em passos pequenos e serve de sinal de vida ao failsafe do nó. Em escala de parque, com mais de seiscentos mil pontos, corresponderia a cerca de 120 mil comandos por segundo, além de uma decisão gravada por ponto a cada 5 s, volume cuja viabilidade não foi avaliada. Uma alternativa seria emitir comando apenas quando o nível muda, com sinal de vida mais espaçado e failsafe proporcionalmente mais longo, preservando no serviço o controle da taxa de decréscimo; essa variante não foi implementada nem testada.</w:t>
         </w:r>
       </w:ins>
     </w:p>
